--- a/res/programmes/AWS-Solutions-Architect-Associate-36h-FR.docx
+++ b/res/programmes/AWS-Solutions-Architect-Associate-36h-FR.docx
@@ -212,7 +212,7 @@
         <w:pStyle w:val="ProgBody"/>
       </w:pPr>
       <w:r>
-        <w:t>Ce programme apprend aux participants à concevoir des architectures sur Amazon Web Services et prépare l’examen AWS Certified Solutions Architect – Associate (SAA-C03). Ils conçoivent pour la résilience sur plusieurs zones de disponibilité et Régions, construisent des réseaux VPC avancés et une connectivité hybride, choisissent les modèles de calcul, de stockage et de bases de données, découplent les applications avec files d’attente, événements et workflows, les sécurisent sur plusieurs comptes avec IAM, KMS, WAF et Organizations, et construisent des microservices serverless et conteneurisés. Chaque chapitre associe discussion de conception et TP, un entraînement sur scénarios clôt le contenu, et le programme s’achève par un projet final : une architecture conçue, construite et défendue lors d’une revue d’architecture.</w:t>
+        <w:t>Ce programme apprend aux participants à concevoir des architectures sur Amazon Web Services et prépare l’examen AWS Certified Solutions Architect – Associate (SAA-C03). Ils conçoivent pour la résilience sur plusieurs zones de disponibilité et Régions, construisent des réseaux VPC avancés et une connectivité hybride, choisissent les modèles de calcul, de stockage et de bases de données, découplent les applications avec files d’attente, événements et workflows, les sécurisent sur plusieurs comptes avec IAM, KMS, WAF et Organizations, et construisent des microservices serverless et conteneurisés. Un entraînement sur scénarios clôt le contenu, et le programme s’achève par un projet final : une architecture conçue, construite et défendue en revue d’architecture.</w:t>
       </w:r>
     </w:p>
     <w:p>
@@ -321,7 +321,7 @@
               <w:keepNext/>
             </w:pPr>
             <w:r>
-              <w:t>Architectures résilientes et connectées</w:t>
+              <w:t>Résilience et réseau</w:t>
             </w:r>
           </w:p>
         </w:tc>
@@ -335,7 +335,7 @@
               <w:keepNext/>
             </w:pPr>
             <w:r>
-              <w:t>Conception multi-AZ et multi-Région, sauvegarde, conception VPC et connectivité hybride</w:t>
+              <w:t>Multi-AZ, multi-Région, sauvegarde, VPC, connectivité hybride</w:t>
             </w:r>
           </w:p>
         </w:tc>
@@ -393,7 +393,7 @@
               <w:keepNext/>
             </w:pPr>
             <w:r>
-              <w:t>EC2 et Auto Scaling, S3 et stockage fichier, transfert de données, modèles de bases de données</w:t>
+              <w:t>EC2, Auto Scaling, S3, transfert de données, bases de données</w:t>
             </w:r>
           </w:p>
         </w:tc>
@@ -451,7 +451,7 @@
               <w:keepNext/>
             </w:pPr>
             <w:r>
-              <w:t>SQS, SNS, EventBridge, Step Functions, stratégie IAM, KMS, WAF, Organizations</w:t>
+              <w:t>SQS, SNS, EventBridge, Step Functions, IAM, KMS, WAF</w:t>
             </w:r>
           </w:p>
         </w:tc>
@@ -782,7 +782,7 @@
               <w:pStyle w:val="ProgTableText"/>
             </w:pPr>
             <w:r>
-              <w:t>AWS Cloud Practitioner (cours), ou pratique équivalente des services AWS essentiels. Ces services ne sont pas réintroduits</w:t>
+              <w:t>Services AWS essentiels (cours : AWS Cloud Practitioner), ou pratique équivalente. Ces services ne sont pas réenseignés</w:t>
             </w:r>
           </w:p>
         </w:tc>
@@ -838,7 +838,7 @@
               <w:pStyle w:val="ProgTableText"/>
             </w:pPr>
             <w:r>
-              <w:t>Discussions de conception et cours courts suivis de TP guidés ; entraînement à l’examen sur scénarios</w:t>
+              <w:t>Discussions de conception, cours courts et TP guidés ; entraînement sur scénarios d’examen</w:t>
             </w:r>
           </w:p>
         </w:tc>
@@ -894,7 +894,7 @@
               <w:pStyle w:val="ProgTableText"/>
             </w:pPr>
             <w:r>
-              <w:t>Un TP validé à la fin de chaque phase, des questions d’entraînement sur scénarios et une revue d’architecture finale ; attestation de formation pour les participants qui valident les TP et le projet</w:t>
+              <w:t>Un TP validé par phase, des questions d’entraînement sur scénarios et une revue d’architecture finale ; attestation de formation pour les participants qui valident les TP et le projet</w:t>
             </w:r>
           </w:p>
         </w:tc>
@@ -922,7 +922,7 @@
               <w:pStyle w:val="ProgTableText"/>
             </w:pPr>
             <w:r>
-              <w:t>Les participants savent concevoir et construire une architecture multiniveau sur plusieurs zones de disponibilité, justifier ses compromis de coût, de résilience et de sécurité, et se présenter à l’examen SAA-C03</w:t>
+              <w:t>Les participants savent concevoir et construire une architecture multiniveau sur plusieurs zones de disponibilité, en justifier les compromis (coût, résilience, sécurité) et se présenter à l’examen SAA-C03</w:t>
             </w:r>
           </w:p>
         </w:tc>
@@ -943,7 +943,7 @@
         <w:pStyle w:val="Heading1"/>
       </w:pPr>
       <w:r>
-        <w:t>Architectures résilientes et connectées</w:t>
+        <w:t>Résilience et réseau</w:t>
       </w:r>
     </w:p>
     <w:p>
@@ -1317,7 +1317,7 @@
               <w:pStyle w:val="ProgTableText"/>
             </w:pPr>
             <w:r>
-              <w:t>Familles EC2, stratégies Auto Scaling, conteneurs, groupes de placement</w:t>
+              <w:t>Familles EC2 et options d’achat (à la demande, Savings Plans, instances réservées, Spot), stratégies Auto Scaling, conteneurs, groupes de placement</w:t>
             </w:r>
           </w:p>
         </w:tc>
@@ -1750,7 +1750,7 @@
         <w:pStyle w:val="ProgIntro"/>
       </w:pPr>
       <w:r>
-        <w:t>Les participants construisent des microservices sans gérer de serveurs, avec Lambda et API Gateway ou des conteneurs sur ECS et EKS avec Fargate, puis traitent des scénarios couvrant les quatre domaines de l’examen SAA-C03. TP validé : une API serverless et un service conteneurisé sur Fargate derrière le même domaine.</w:t>
+        <w:t>Les participants construisent des microservices sans gérer de serveurs, avec Lambda et API Gateway ou des conteneurs sur ECS et EKS avec Fargate, puis traitent des scénarios couvrant les quatre domaines de l’examen SAA-C03. TP validé : une API HTTP API Gateway qui envoie un chemin vers Lambda et un autre vers un service Fargate via un VPC link.</w:t>
       </w:r>
     </w:p>
     <w:tbl>
@@ -1939,7 +1939,7 @@
               <w:pStyle w:val="ProgTableText"/>
             </w:pPr>
             <w:r>
-              <w:t>Questions sur scénarios et révision</w:t>
+              <w:t>Questions sur scénarios couvrant les quatre domaines ; révision des services non pratiqués en TP (Kinesis, Athena, Glue, EMR, services de migration)</w:t>
             </w:r>
           </w:p>
         </w:tc>

--- a/res/programmes/AWS-Solutions-Architect-Associate-36h-FR.docx
+++ b/res/programmes/AWS-Solutions-Architect-Associate-36h-FR.docx
@@ -32,7 +32,13 @@
                     <pic:cNvPicPr/>
                   </pic:nvPicPr>
                   <pic:blipFill>
-                    <a:blip r:embed="rId12"/>
+                    <a:blip r:embed="rId12">
+                      <a:extLst>
+                        <a:ext uri="{96DAC541-7B7A-43D3-8B79-37D633B846F1}">
+                          <asvg:svgBlip xmlns:asvg="http://schemas.microsoft.com/office/drawing/2016/SVG/main" r:embed="rId13"/>
+                        </a:ext>
+                      </a:extLst>
+                    </a:blip>
                     <a:stretch>
                       <a:fillRect/>
                     </a:stretch>
@@ -132,7 +138,7 @@
             <w:r>
               <w:drawing>
                 <wp:inline xmlns:a="http://schemas.openxmlformats.org/drawingml/2006/main" xmlns:pic="http://schemas.openxmlformats.org/drawingml/2006/picture">
-                  <wp:extent cx="516649" cy="486000"/>
+                  <wp:extent cx="516563" cy="486000"/>
                   <wp:docPr id="901" name="Picture 901"/>
                   <wp:cNvGraphicFramePr>
                     <a:graphicFrameLocks noChangeAspect="1"/>
@@ -145,7 +151,13 @@
                           <pic:cNvPicPr/>
                         </pic:nvPicPr>
                         <pic:blipFill>
-                          <a:blip r:embed="rId13"/>
+                          <a:blip r:embed="rId14">
+                            <a:extLst>
+                              <a:ext uri="{96DAC541-7B7A-43D3-8B79-37D633B846F1}">
+                                <asvg:svgBlip xmlns:asvg="http://schemas.microsoft.com/office/drawing/2016/SVG/main" r:embed="rId15"/>
+                              </a:ext>
+                            </a:extLst>
+                          </a:blip>
                           <a:stretch>
                             <a:fillRect/>
                           </a:stretch>
@@ -153,7 +165,7 @@
                         <pic:spPr>
                           <a:xfrm>
                             <a:off x="0" y="0"/>
-                            <a:ext cx="516649" cy="486000"/>
+                            <a:ext cx="516563" cy="486000"/>
                           </a:xfrm>
                           <a:prstGeom prst="rect"/>
                         </pic:spPr>
@@ -2363,7 +2375,7 @@
     <w:r>
       <w:drawing>
         <wp:inline xmlns:a="http://schemas.openxmlformats.org/drawingml/2006/main" xmlns:pic="http://schemas.openxmlformats.org/drawingml/2006/picture">
-          <wp:extent cx="114811" cy="108000"/>
+          <wp:extent cx="114792" cy="108000"/>
           <wp:docPr id="1" name="Picture 1"/>
           <wp:cNvGraphicFramePr>
             <a:graphicFrameLocks noChangeAspect="1"/>
@@ -2376,7 +2388,13 @@
                   <pic:cNvPicPr/>
                 </pic:nvPicPr>
                 <pic:blipFill>
-                  <a:blip r:embed="rId1"/>
+                  <a:blip r:embed="rId1">
+                    <a:extLst>
+                      <a:ext uri="{96DAC541-7B7A-43D3-8B79-37D633B846F1}">
+                        <asvg:svgBlip xmlns:asvg="http://schemas.microsoft.com/office/drawing/2016/SVG/main" r:embed="rId2"/>
+                      </a:ext>
+                    </a:extLst>
+                  </a:blip>
                   <a:stretch>
                     <a:fillRect/>
                   </a:stretch>
@@ -2384,7 +2402,7 @@
                 <pic:spPr>
                   <a:xfrm>
                     <a:off x="0" y="0"/>
-                    <a:ext cx="114811" cy="108000"/>
+                    <a:ext cx="114792" cy="108000"/>
                   </a:xfrm>
                   <a:prstGeom prst="rect"/>
                 </pic:spPr>
